--- a/flutter_more_documents/part_two_of_flutter_more_docs/f53_flutter_analyze_&_testing.docx
+++ b/flutter_more_documents/part_two_of_flutter_more_docs/f53_flutter_analyze_&_testing.docx
@@ -243,16 +243,7 @@
           <w:sz w:val="32"/>
           <w:szCs w:val="32"/>
         </w:rPr>
-        <w:t>l</w:t>
-      </w:r>
-      <w:r>
-        <w:rPr>
-          <w:b/>
-          <w:bCs/>
-          <w:sz w:val="32"/>
-          <w:szCs w:val="32"/>
-        </w:rPr>
-        <w:t>int</w:t>
+        <w:t>lint</w:t>
       </w:r>
       <w:r>
         <w:rPr>
@@ -426,16 +417,7 @@
           <w:sz w:val="32"/>
           <w:szCs w:val="32"/>
         </w:rPr>
-        <w:t xml:space="preserve"> linter</w:t>
-      </w:r>
-      <w:r>
-        <w:rPr>
-          <w:b/>
-          <w:bCs/>
-          <w:sz w:val="32"/>
-          <w:szCs w:val="32"/>
-        </w:rPr>
-        <w:t>:</w:t>
+        <w:t xml:space="preserve"> linter:</w:t>
       </w:r>
     </w:p>
     <w:p>
@@ -966,17 +948,7 @@
           <w:sz w:val="32"/>
           <w:szCs w:val="32"/>
         </w:rPr>
-        <w:t xml:space="preserve">  </w:t>
-      </w:r>
-      <w:r>
-        <w:rPr>
-          <w:b/>
-          <w:bCs/>
-          <w:color w:val="D86DCB" w:themeColor="accent5" w:themeTint="99"/>
-          <w:sz w:val="32"/>
-          <w:szCs w:val="32"/>
-        </w:rPr>
-        <w:t>…</w:t>
+        <w:t xml:space="preserve">  …</w:t>
       </w:r>
     </w:p>
     <w:p>
@@ -2417,14 +2389,7 @@
           <w:sz w:val="32"/>
           <w:szCs w:val="32"/>
         </w:rPr>
-        <w:t>Instead</w:t>
-      </w:r>
-      <w:r>
-        <w:rPr>
-          <w:sz w:val="32"/>
-          <w:szCs w:val="32"/>
-        </w:rPr>
-        <w:t xml:space="preserve"> of</w:t>
+        <w:t>Instead of</w:t>
       </w:r>
       <w:r>
         <w:rPr>
@@ -2469,14 +2434,7 @@
           <w:sz w:val="32"/>
           <w:szCs w:val="32"/>
         </w:rPr>
-        <w:t xml:space="preserve"># </w:t>
-      </w:r>
-      <w:r>
-        <w:rPr>
-          <w:sz w:val="32"/>
-          <w:szCs w:val="32"/>
-        </w:rPr>
-        <w:t>This is cleaner code</w:t>
+        <w:t># This is cleaner code</w:t>
       </w:r>
     </w:p>
     <w:p>
@@ -4171,16 +4129,7 @@
           <w:sz w:val="32"/>
           <w:szCs w:val="32"/>
         </w:rPr>
-        <w:t xml:space="preserve"> </w:t>
-      </w:r>
-      <w:r>
-        <w:rPr>
-          <w:b/>
-          <w:bCs/>
-          <w:sz w:val="32"/>
-          <w:szCs w:val="32"/>
-        </w:rPr>
-        <w:t>'Hello'</w:t>
+        <w:t xml:space="preserve"> 'Hello'</w:t>
       </w:r>
       <w:r>
         <w:rPr>
@@ -4696,16 +4645,7 @@
           <w:sz w:val="32"/>
           <w:szCs w:val="32"/>
         </w:rPr>
-        <w:t>A Practical Flutter Setup</w:t>
-      </w:r>
-      <w:r>
-        <w:rPr>
-          <w:b/>
-          <w:bCs/>
-          <w:sz w:val="32"/>
-          <w:szCs w:val="32"/>
-        </w:rPr>
-        <w:t>:</w:t>
+        <w:t>A Practical Flutter Setup:</w:t>
       </w:r>
     </w:p>
     <w:p>
@@ -5290,14 +5230,7 @@
           <w:sz w:val="32"/>
           <w:szCs w:val="32"/>
         </w:rPr>
-        <w:t>Instead,</w:t>
-      </w:r>
-      <w:r>
-        <w:rPr>
-          <w:sz w:val="32"/>
-          <w:szCs w:val="32"/>
-        </w:rPr>
-        <w:t xml:space="preserve"> they</w:t>
+        <w:t>Instead, they</w:t>
       </w:r>
       <w:r>
         <w:rPr>
@@ -5312,6 +5245,31 @@
           <w:szCs w:val="32"/>
         </w:rPr>
         <w:t>nable a strong lint package.</w:t>
+      </w:r>
+    </w:p>
+    <w:p>
+      <w:pPr>
+        <w:jc w:val="both"/>
+        <w:rPr>
+          <w:sz w:val="32"/>
+          <w:szCs w:val="32"/>
+        </w:rPr>
+      </w:pPr>
+    </w:p>
+    <w:p>
+      <w:pPr>
+        <w:jc w:val="center"/>
+        <w:rPr>
+          <w:sz w:val="32"/>
+          <w:szCs w:val="32"/>
+        </w:rPr>
+      </w:pPr>
+      <w:r>
+        <w:rPr>
+          <w:sz w:val="32"/>
+          <w:szCs w:val="32"/>
+        </w:rPr>
+        <w:t>Break</w:t>
       </w:r>
     </w:p>
     <w:p>
@@ -6403,6 +6361,7 @@
   <w:style w:type="character" w:default="1" w:styleId="DefaultParagraphFont">
     <w:name w:val="Default Paragraph Font"/>
     <w:uiPriority w:val="1"/>
+    <w:semiHidden/>
     <w:unhideWhenUsed/>
   </w:style>
   <w:style w:type="table" w:default="1" w:styleId="TableNormal">
